--- a/04-实施战略/01-实施战略/01-精益转型总体规划.docx
+++ b/04-实施战略/01-实施战略/01-精益转型总体规划.docx
@@ -30,7 +30,7 @@
           <w:i/>
           <w:sz w:val="20"/>
         </w:rPr>
-        <w:t>本文档为紧固件制造企业精益转型的顶层规划，明确转型愿景、目标、范围、周期、组织保障和资源需求。</w:t>
+        <w:t>本文档为制造企业精益转型的顶层规划，明确转型愿景、目标、范围、周期、组织保障和资源需求。</w:t>
       </w:r>
     </w:p>
     <w:p>
@@ -66,7 +66,7 @@
           <w:i w:val="0"/>
           <w:sz w:val="22"/>
         </w:rPr>
-        <w:t>成为紧固件行业精益制造标杆</w:t>
+        <w:t>成为制造业精益制造标杆</w:t>
       </w:r>
     </w:p>
     <w:p>
@@ -80,7 +80,7 @@
           <w:i w:val="0"/>
           <w:sz w:val="22"/>
         </w:rPr>
-        <w:t>通过系统性的精益转型，将企业打造为紧固件行业的精益制造典范——在质量、效率、交付和成本方面达到行业领先水平，建立持续改善的文化体系，为客户提供卓越的产品和服务。</w:t>
+        <w:t>通过系统性的精益转型，将企业打造为制造业的精益制造典范——在质量、效率、交付和成本方面达到行业领先水平，建立持续改善的文化体系，为客户提供卓越的产品和服务。</w:t>
       </w:r>
     </w:p>
     <w:p>
@@ -177,7 +177,7 @@
           <w:i w:val="0"/>
           <w:sz w:val="22"/>
         </w:rPr>
-        <w:t>行业引领</w:t>
+        <w:t>行业引领：成为制造业精益实践的标杆和参照</w:t>
       </w:r>
       <w:r>
         <w:rPr>
@@ -186,7 +186,6 @@
           <w:i w:val="0"/>
           <w:sz w:val="22"/>
         </w:rPr>
-        <w:t>：成为紧固件行业精益实践的标杆和参照</w:t>
       </w:r>
     </w:p>
     <w:p>
@@ -1722,7 +1721,7 @@
           <w:color w:val="333333"/>
           <w:sz w:val="18"/>
         </w:rPr>
-        <w:t>冷镦 → 搓丝 → 热处理 → 表面处理 → 包装</w:t>
+        <w:t>机加工 → 精加工 → 热处理 → 表面处理 → 包装</w:t>
       </w:r>
     </w:p>
     <w:tbl>
@@ -1850,7 +1849,9 @@
             <w:tcW w:type="dxa" w:w="2075"/>
           </w:tcPr>
           <w:p>
-            <w:r/>
+            <w:r>
+              <w:t>机加工</w:t>
+            </w:r>
             <w:r>
               <w:rPr>
                 <w:rFonts w:ascii="SimSun" w:hAnsi="SimSun"/>
@@ -1858,7 +1859,24 @@
                 <w:i w:val="0"/>
                 <w:sz w:val="20"/>
               </w:rPr>
-              <w:t>冷镦</w:t>
+            </w:r>
+          </w:p>
+        </w:tc>
+        <w:tc>
+          <w:tcPr>
+            <w:tcW w:type="dxa" w:w="2075"/>
+          </w:tcPr>
+          <w:p>
+            <w:r>
+              <w:t>多工位机加工设备</w:t>
+            </w:r>
+            <w:r>
+              <w:rPr>
+                <w:rFonts w:ascii="SimSun" w:hAnsi="SimSun"/>
+                <w:b w:val="0"/>
+                <w:i w:val="0"/>
+                <w:sz w:val="20"/>
+              </w:rPr>
             </w:r>
           </w:p>
         </w:tc>
@@ -1875,7 +1893,7 @@
                 <w:i w:val="0"/>
                 <w:sz w:val="20"/>
               </w:rPr>
-              <w:t>多工位冷镦机</w:t>
+              <w:t>成型精度、产能</w:t>
             </w:r>
           </w:p>
         </w:tc>
@@ -1892,7 +1910,120 @@
                 <w:i w:val="0"/>
                 <w:sz w:val="20"/>
               </w:rPr>
-              <w:t>成型精度、产能</w:t>
+              <w:t>OEE、换模时间、质量</w:t>
+            </w:r>
+          </w:p>
+        </w:tc>
+      </w:tr>
+      <w:tr>
+        <w:tc>
+          <w:tcPr>
+            <w:tcW w:type="dxa" w:w="2075"/>
+            <w:shd w:fill="EDF2F9" w:val="clear"/>
+          </w:tcPr>
+          <w:p>
+            <w:r>
+              <w:t>精加工</w:t>
+            </w:r>
+            <w:r>
+              <w:rPr>
+                <w:rFonts w:ascii="SimSun" w:hAnsi="SimSun"/>
+                <w:b w:val="0"/>
+                <w:i w:val="0"/>
+                <w:sz w:val="20"/>
+              </w:rPr>
+            </w:r>
+          </w:p>
+        </w:tc>
+        <w:tc>
+          <w:tcPr>
+            <w:tcW w:type="dxa" w:w="2075"/>
+            <w:shd w:fill="EDF2F9" w:val="clear"/>
+          </w:tcPr>
+          <w:p>
+            <w:r>
+              <w:t>精加工设备</w:t>
+            </w:r>
+            <w:r>
+              <w:rPr>
+                <w:rFonts w:ascii="SimSun" w:hAnsi="SimSun"/>
+                <w:b w:val="0"/>
+                <w:i w:val="0"/>
+                <w:sz w:val="20"/>
+              </w:rPr>
+            </w:r>
+          </w:p>
+        </w:tc>
+        <w:tc>
+          <w:tcPr>
+            <w:tcW w:type="dxa" w:w="2075"/>
+            <w:shd w:fill="EDF2F9" w:val="clear"/>
+          </w:tcPr>
+          <w:p>
+            <w:r/>
+            <w:r>
+              <w:rPr>
+                <w:rFonts w:ascii="SimSun" w:hAnsi="SimSun"/>
+                <w:b w:val="0"/>
+                <w:i w:val="0"/>
+                <w:sz w:val="20"/>
+              </w:rPr>
+              <w:t>尺寸精度、表面质量</w:t>
+            </w:r>
+          </w:p>
+        </w:tc>
+        <w:tc>
+          <w:tcPr>
+            <w:tcW w:type="dxa" w:w="2075"/>
+            <w:shd w:fill="EDF2F9" w:val="clear"/>
+          </w:tcPr>
+          <w:p>
+            <w:r/>
+            <w:r>
+              <w:rPr>
+                <w:rFonts w:ascii="SimSun" w:hAnsi="SimSun"/>
+                <w:b w:val="0"/>
+                <w:i w:val="0"/>
+                <w:sz w:val="20"/>
+              </w:rPr>
+              <w:t>标准作业、缺陷率</w:t>
+            </w:r>
+          </w:p>
+        </w:tc>
+      </w:tr>
+      <w:tr>
+        <w:tc>
+          <w:tcPr>
+            <w:tcW w:type="dxa" w:w="2075"/>
+          </w:tcPr>
+          <w:p>
+            <w:r/>
+            <w:r>
+              <w:rPr>
+                <w:rFonts w:ascii="SimSun" w:hAnsi="SimSun"/>
+                <w:b w:val="0"/>
+                <w:i w:val="0"/>
+                <w:sz w:val="20"/>
+              </w:rPr>
+              <w:t>热处理</w:t>
+            </w:r>
+          </w:p>
+        </w:tc>
+        <w:tc>
+          <w:tcPr>
+            <w:tcW w:type="dxa" w:w="2075"/>
+          </w:tcPr>
+          <w:p>
+            <w:r>
+              <w:t>热处理炉/箱式炉</w:t>
+            </w:r>
+            <w:r>
+              <w:rPr>
+                <w:rFonts w:ascii="SimSun" w:hAnsi="SimSun"/>
+                <w:b w:val="0"/>
+                <w:i w:val="0"/>
+                <w:sz w:val="20"/>
+              </w:rPr>
             </w:r>
           </w:p>
         </w:tc>
@@ -1909,7 +2040,24 @@
                 <w:i w:val="0"/>
                 <w:sz w:val="20"/>
               </w:rPr>
-              <w:t>OEE、换模时间、质量</w:t>
+              <w:t>硬度、金相组织</w:t>
+            </w:r>
+          </w:p>
+        </w:tc>
+        <w:tc>
+          <w:tcPr>
+            <w:tcW w:type="dxa" w:w="2075"/>
+          </w:tcPr>
+          <w:p>
+            <w:r/>
+            <w:r>
+              <w:rPr>
+                <w:rFonts w:ascii="SimSun" w:hAnsi="SimSun"/>
+                <w:b w:val="0"/>
+                <w:i w:val="0"/>
+                <w:sz w:val="20"/>
+              </w:rPr>
+              <w:t>温度控制、能耗</w:t>
             </w:r>
           </w:p>
         </w:tc>
@@ -1929,7 +2077,7 @@
                 <w:i w:val="0"/>
                 <w:sz w:val="20"/>
               </w:rPr>
-              <w:t>搓丝</w:t>
+              <w:t>表面处理</w:t>
             </w:r>
           </w:p>
         </w:tc>
@@ -1939,7 +2087,9 @@
             <w:shd w:fill="EDF2F9" w:val="clear"/>
           </w:tcPr>
           <w:p>
-            <w:r/>
+            <w:r>
+              <w:t>表面处理线/涂覆线</w:t>
+            </w:r>
             <w:r>
               <w:rPr>
                 <w:rFonts w:ascii="SimSun" w:hAnsi="SimSun"/>
@@ -1947,151 +2097,6 @@
                 <w:i w:val="0"/>
                 <w:sz w:val="20"/>
               </w:rPr>
-              <w:t>搓丝机</w:t>
-            </w:r>
-          </w:p>
-        </w:tc>
-        <w:tc>
-          <w:tcPr>
-            <w:tcW w:type="dxa" w:w="2075"/>
-            <w:shd w:fill="EDF2F9" w:val="clear"/>
-          </w:tcPr>
-          <w:p>
-            <w:r/>
-            <w:r>
-              <w:rPr>
-                <w:rFonts w:ascii="SimSun" w:hAnsi="SimSun"/>
-                <w:b w:val="0"/>
-                <w:i w:val="0"/>
-                <w:sz w:val="20"/>
-              </w:rPr>
-              <w:t>螺纹精度、表面质量</w:t>
-            </w:r>
-          </w:p>
-        </w:tc>
-        <w:tc>
-          <w:tcPr>
-            <w:tcW w:type="dxa" w:w="2075"/>
-            <w:shd w:fill="EDF2F9" w:val="clear"/>
-          </w:tcPr>
-          <w:p>
-            <w:r/>
-            <w:r>
-              <w:rPr>
-                <w:rFonts w:ascii="SimSun" w:hAnsi="SimSun"/>
-                <w:b w:val="0"/>
-                <w:i w:val="0"/>
-                <w:sz w:val="20"/>
-              </w:rPr>
-              <w:t>标准作业、缺陷率</w:t>
-            </w:r>
-          </w:p>
-        </w:tc>
-      </w:tr>
-      <w:tr>
-        <w:tc>
-          <w:tcPr>
-            <w:tcW w:type="dxa" w:w="2075"/>
-          </w:tcPr>
-          <w:p>
-            <w:r/>
-            <w:r>
-              <w:rPr>
-                <w:rFonts w:ascii="SimSun" w:hAnsi="SimSun"/>
-                <w:b w:val="0"/>
-                <w:i w:val="0"/>
-                <w:sz w:val="20"/>
-              </w:rPr>
-              <w:t>热处理</w:t>
-            </w:r>
-          </w:p>
-        </w:tc>
-        <w:tc>
-          <w:tcPr>
-            <w:tcW w:type="dxa" w:w="2075"/>
-          </w:tcPr>
-          <w:p>
-            <w:r/>
-            <w:r>
-              <w:rPr>
-                <w:rFonts w:ascii="SimSun" w:hAnsi="SimSun"/>
-                <w:b w:val="0"/>
-                <w:i w:val="0"/>
-                <w:sz w:val="20"/>
-              </w:rPr>
-              <w:t>网带炉/箱式炉</w:t>
-            </w:r>
-          </w:p>
-        </w:tc>
-        <w:tc>
-          <w:tcPr>
-            <w:tcW w:type="dxa" w:w="2075"/>
-          </w:tcPr>
-          <w:p>
-            <w:r/>
-            <w:r>
-              <w:rPr>
-                <w:rFonts w:ascii="SimSun" w:hAnsi="SimSun"/>
-                <w:b w:val="0"/>
-                <w:i w:val="0"/>
-                <w:sz w:val="20"/>
-              </w:rPr>
-              <w:t>硬度、金相组织</w:t>
-            </w:r>
-          </w:p>
-        </w:tc>
-        <w:tc>
-          <w:tcPr>
-            <w:tcW w:type="dxa" w:w="2075"/>
-          </w:tcPr>
-          <w:p>
-            <w:r/>
-            <w:r>
-              <w:rPr>
-                <w:rFonts w:ascii="SimSun" w:hAnsi="SimSun"/>
-                <w:b w:val="0"/>
-                <w:i w:val="0"/>
-                <w:sz w:val="20"/>
-              </w:rPr>
-              <w:t>温度控制、能耗</w:t>
-            </w:r>
-          </w:p>
-        </w:tc>
-      </w:tr>
-      <w:tr>
-        <w:tc>
-          <w:tcPr>
-            <w:tcW w:type="dxa" w:w="2075"/>
-            <w:shd w:fill="EDF2F9" w:val="clear"/>
-          </w:tcPr>
-          <w:p>
-            <w:r/>
-            <w:r>
-              <w:rPr>
-                <w:rFonts w:ascii="SimSun" w:hAnsi="SimSun"/>
-                <w:b w:val="0"/>
-                <w:i w:val="0"/>
-                <w:sz w:val="20"/>
-              </w:rPr>
-              <w:t>表面处理</w:t>
-            </w:r>
-          </w:p>
-        </w:tc>
-        <w:tc>
-          <w:tcPr>
-            <w:tcW w:type="dxa" w:w="2075"/>
-            <w:shd w:fill="EDF2F9" w:val="clear"/>
-          </w:tcPr>
-          <w:p>
-            <w:r/>
-            <w:r>
-              <w:rPr>
-                <w:rFonts w:ascii="SimSun" w:hAnsi="SimSun"/>
-                <w:b w:val="0"/>
-                <w:i w:val="0"/>
-                <w:sz w:val="20"/>
-              </w:rPr>
-              <w:t>电镀线/涂覆线</w:t>
             </w:r>
           </w:p>
         </w:tc>
@@ -2620,7 +2625,7 @@
           <w:i w:val="0"/>
           <w:sz w:val="22"/>
         </w:rPr>
-        <w:t>标准紧固件</w:t>
+        <w:t>标准产品：工件、工件、工件系列</w:t>
       </w:r>
       <w:r>
         <w:rPr>
@@ -2629,7 +2634,6 @@
           <w:i w:val="0"/>
           <w:sz w:val="22"/>
         </w:rPr>
-        <w:t>：六角螺栓、六角螺母、垫圈系列</w:t>
       </w:r>
     </w:p>
     <w:p>
@@ -2643,7 +2647,7 @@
           <w:i w:val="0"/>
           <w:sz w:val="22"/>
         </w:rPr>
-        <w:t>特种紧固件</w:t>
+        <w:t>特种产品：高强度工件、耐腐蚀产品</w:t>
       </w:r>
       <w:r>
         <w:rPr>
@@ -2652,7 +2656,6 @@
           <w:i w:val="0"/>
           <w:sz w:val="22"/>
         </w:rPr>
-        <w:t>：高强度螺栓、耐腐蚀紧固件</w:t>
       </w:r>
     </w:p>
     <w:p>
